--- a/docs/MediaMarketplace-Studio-Setup-Wizards-Guide.docx
+++ b/docs/MediaMarketplace-Studio-Setup-Wizards-Guide.docx
@@ -180,7 +180,37 @@
           <w:sz w:val="21"/>
           <w:szCs w:val="21"/>
         </w:rPr>
-        <w:t xml:space="preserve">7. What the wizards can and cannot do</w:t>
+        <w:t xml:space="preserve">7. Media intake and Analytics</w:t>
+      </w:r>
+    </w:p>
+    <w:p>
+      <w:pPr>
+        <w:spacing w:after="30"/>
+        <w:ind w:left="480"/>
+      </w:pPr>
+      <w:r>
+        <w:rPr>
+          <w:b w:val="false"/>
+          <w:bCs w:val="false"/>
+          <w:sz w:val="19"/>
+          <w:szCs w:val="19"/>
+        </w:rPr>
+        <w:t xml:space="preserve">Media intake</w:t>
+      </w:r>
+    </w:p>
+    <w:p>
+      <w:pPr>
+        <w:spacing w:after="30"/>
+        <w:ind w:left="480"/>
+      </w:pPr>
+      <w:r>
+        <w:rPr>
+          <w:b w:val="false"/>
+          <w:bCs w:val="false"/>
+          <w:sz w:val="19"/>
+          <w:szCs w:val="19"/>
+        </w:rPr>
+        <w:t xml:space="preserve">Analytics</w:t>
       </w:r>
     </w:p>
     <w:p>
@@ -195,7 +225,7 @@
           <w:sz w:val="21"/>
           <w:szCs w:val="21"/>
         </w:rPr>
-        <w:t xml:space="preserve">8. Troubleshooting</w:t>
+        <w:t xml:space="preserve">8. What the wizards can and cannot do</w:t>
       </w:r>
     </w:p>
     <w:p>
@@ -210,7 +240,22 @@
           <w:sz w:val="21"/>
           <w:szCs w:val="21"/>
         </w:rPr>
-        <w:t xml:space="preserve">9. For developers</w:t>
+        <w:t xml:space="preserve">9. Troubleshooting</w:t>
+      </w:r>
+    </w:p>
+    <w:p>
+      <w:pPr>
+        <w:spacing w:after="30"/>
+        <w:ind w:left="0"/>
+      </w:pPr>
+      <w:r>
+        <w:rPr>
+          <w:b/>
+          <w:bCs/>
+          <w:sz w:val="21"/>
+          <w:szCs w:val="21"/>
+        </w:rPr>
+        <w:t xml:space="preserve">10. For developers</w:t>
       </w:r>
     </w:p>
     <w:p>
@@ -277,7 +322,7 @@
       <w:r>
         <w:drawing>
           <wp:inline distT="0" distB="0" distL="0" distR="0">
-            <wp:extent cx="5943600" cy="3933825"/>
+            <wp:extent cx="5943600" cy="11791950"/>
             <wp:effectExtent t="0" r="0" b="0" l="0"/>
             <wp:docPr id="1" name="" descr="" title=""/>
             <wp:cNvGraphicFramePr>
@@ -302,7 +347,7 @@
                   <pic:spPr bwMode="auto">
                     <a:xfrm>
                       <a:off x="0" y="0"/>
-                      <a:ext cx="5943600" cy="3933825"/>
+                      <a:ext cx="5943600" cy="11791950"/>
                     </a:xfrm>
                     <a:prstGeom prst="rect">
                       <a:avLst/>
@@ -328,7 +373,7 @@
           <w:sz w:val="18"/>
           <w:szCs w:val="18"/>
         </w:rPr>
-        <w:t xml:space="preserve">The Wizards page: the Concierge and ten specialists</w:t>
+        <w:t xml:space="preserve">The Wizards page: the Concierge and twelve specialists</w:t>
       </w:r>
     </w:p>
     <w:tbl>
@@ -577,7 +622,7 @@
                 <w:sz w:val="18"/>
                 <w:szCs w:val="18"/>
               </w:rPr>
-              <w:t xml:space="preserve">Catalogue</w:t>
+              <w:t xml:space="preserve">Media intake</w:t>
             </w:r>
           </w:p>
         </w:tc>
@@ -606,7 +651,7 @@
                 <w:sz w:val="18"/>
                 <w:szCs w:val="18"/>
               </w:rPr>
-              <w:t xml:space="preserve">products for uploaded media, with categories, prices and previews</w:t>
+              <w:t xml:space="preserve">titles, alt text, captions and tags for uploaded files; rights and licensing; audience categories and age gating</w:t>
             </w:r>
           </w:p>
         </w:tc>
@@ -641,7 +686,7 @@
                 <w:sz w:val="18"/>
                 <w:szCs w:val="18"/>
               </w:rPr>
-              <w:t xml:space="preserve">Storefront</w:t>
+              <w:t xml:space="preserve">Catalogue</w:t>
             </w:r>
           </w:p>
         </w:tc>
@@ -670,7 +715,7 @@
                 <w:sz w:val="18"/>
                 <w:szCs w:val="18"/>
               </w:rPr>
-              <w:t xml:space="preserve">site template, colour scheme, brand kit and a placement plan</w:t>
+              <w:t xml:space="preserve">products for uploaded media, with categories, prices and previews</w:t>
             </w:r>
           </w:p>
         </w:tc>
@@ -705,7 +750,7 @@
                 <w:sz w:val="18"/>
                 <w:szCs w:val="18"/>
               </w:rPr>
-              <w:t xml:space="preserve">Payments</w:t>
+              <w:t xml:space="preserve">Storefront</w:t>
             </w:r>
           </w:p>
         </w:tc>
@@ -734,7 +779,7 @@
                 <w:sz w:val="18"/>
                 <w:szCs w:val="18"/>
               </w:rPr>
-              <w:t xml:space="preserve">Stripe, PayPal, Square, Authorize.net, webhooks, test payments</w:t>
+              <w:t xml:space="preserve">site template, colour scheme, brand kit and a placement plan</w:t>
             </w:r>
           </w:p>
         </w:tc>
@@ -769,7 +814,7 @@
                 <w:sz w:val="18"/>
                 <w:szCs w:val="18"/>
               </w:rPr>
-              <w:t xml:space="preserve">Private pages</w:t>
+              <w:t xml:space="preserve">Payments</w:t>
             </w:r>
           </w:p>
         </w:tc>
@@ -798,7 +843,7 @@
                 <w:sz w:val="18"/>
                 <w:szCs w:val="18"/>
               </w:rPr>
-              <w:t xml:space="preserve">pages with complete agreement text, signup templates, protection levels</w:t>
+              <w:t xml:space="preserve">Stripe, PayPal, Square, Authorize.net, webhooks, test payments</w:t>
             </w:r>
           </w:p>
         </w:tc>
@@ -833,7 +878,7 @@
                 <w:sz w:val="18"/>
                 <w:szCs w:val="18"/>
               </w:rPr>
-              <w:t xml:space="preserve">Passes and pricing</w:t>
+              <w:t xml:space="preserve">Private pages</w:t>
             </w:r>
           </w:p>
         </w:tc>
@@ -862,7 +907,7 @@
                 <w:sz w:val="18"/>
                 <w:szCs w:val="18"/>
               </w:rPr>
-              <w:t xml:space="preserve">site passes, coupons, tax rates</w:t>
+              <w:t xml:space="preserve">pages with complete agreement text, signup templates, protection levels</w:t>
             </w:r>
           </w:p>
         </w:tc>
@@ -897,7 +942,7 @@
                 <w:sz w:val="18"/>
                 <w:szCs w:val="18"/>
               </w:rPr>
-              <w:t xml:space="preserve">Protection</w:t>
+              <w:t xml:space="preserve">Passes and pricing</w:t>
             </w:r>
           </w:p>
         </w:tc>
@@ -926,7 +971,7 @@
                 <w:sz w:val="18"/>
                 <w:szCs w:val="18"/>
               </w:rPr>
-              <w:t xml:space="preserve">image and video watermark levels, stamp text, rights owner details</w:t>
+              <w:t xml:space="preserve">site passes, coupons, tax rates</w:t>
             </w:r>
           </w:p>
         </w:tc>
@@ -961,7 +1006,7 @@
                 <w:sz w:val="18"/>
                 <w:szCs w:val="18"/>
               </w:rPr>
-              <w:t xml:space="preserve">Email and Google</w:t>
+              <w:t xml:space="preserve">Protection</w:t>
             </w:r>
           </w:p>
         </w:tc>
@@ -990,7 +1035,7 @@
                 <w:sz w:val="18"/>
                 <w:szCs w:val="18"/>
               </w:rPr>
-              <w:t xml:space="preserve">SMTP details and the Google Business Profile connection</w:t>
+              <w:t xml:space="preserve">image and video watermark levels, stamp text, rights owner details</w:t>
             </w:r>
           </w:p>
         </w:tc>
@@ -1025,7 +1070,7 @@
                 <w:sz w:val="18"/>
                 <w:szCs w:val="18"/>
               </w:rPr>
-              <w:t xml:space="preserve">Sell through</w:t>
+              <w:t xml:space="preserve">Email and Google</w:t>
             </w:r>
           </w:p>
         </w:tc>
@@ -1054,7 +1099,7 @@
                 <w:sz w:val="18"/>
                 <w:szCs w:val="18"/>
               </w:rPr>
-              <w:t xml:space="preserve">WooCommerce or VirtueMart as the checkout</w:t>
+              <w:t xml:space="preserve">SMTP details and the Google Business Profile connection</w:t>
             </w:r>
           </w:p>
         </w:tc>
@@ -1089,6 +1134,134 @@
                 <w:sz w:val="18"/>
                 <w:szCs w:val="18"/>
               </w:rPr>
+              <w:t xml:space="preserve">Sell through</w:t>
+            </w:r>
+          </w:p>
+        </w:tc>
+        <w:tc>
+          <w:tcPr>
+            <w:tcW w:type="dxa" w:w="7200"/>
+            <w:tcBorders>
+              <w:top w:val="single" w:color="BFC7D1" w:sz="4"/>
+              <w:left w:val="single" w:color="BFC7D1" w:sz="4"/>
+              <w:bottom w:val="single" w:color="BFC7D1" w:sz="4"/>
+              <w:right w:val="single" w:color="BFC7D1" w:sz="4"/>
+            </w:tcBorders>
+            <w:tcMar>
+              <w:top w:type="dxa" w:w="60"/>
+              <w:left w:type="dxa" w:w="90"/>
+              <w:bottom w:type="dxa" w:w="60"/>
+              <w:right w:type="dxa" w:w="90"/>
+            </w:tcMar>
+          </w:tcPr>
+          <w:p>
+            <w:pPr>
+              <w:spacing w:after="0" w:line="252"/>
+            </w:pPr>
+            <w:r>
+              <w:rPr>
+                <w:sz w:val="18"/>
+                <w:szCs w:val="18"/>
+              </w:rPr>
+              <w:t xml:space="preserve">WooCommerce or VirtueMart as the checkout</w:t>
+            </w:r>
+          </w:p>
+        </w:tc>
+      </w:tr>
+      <w:tr>
+        <w:trPr>
+          <w:cantSplit/>
+          <w:tblHeader w:val="false"/>
+        </w:trPr>
+        <w:tc>
+          <w:tcPr>
+            <w:tcW w:type="dxa" w:w="2160"/>
+            <w:tcBorders>
+              <w:top w:val="single" w:color="BFC7D1" w:sz="4"/>
+              <w:left w:val="single" w:color="BFC7D1" w:sz="4"/>
+              <w:bottom w:val="single" w:color="BFC7D1" w:sz="4"/>
+              <w:right w:val="single" w:color="BFC7D1" w:sz="4"/>
+            </w:tcBorders>
+            <w:tcMar>
+              <w:top w:type="dxa" w:w="60"/>
+              <w:left w:type="dxa" w:w="90"/>
+              <w:bottom w:type="dxa" w:w="60"/>
+              <w:right w:type="dxa" w:w="90"/>
+            </w:tcMar>
+          </w:tcPr>
+          <w:p>
+            <w:pPr>
+              <w:spacing w:after="0" w:line="252"/>
+            </w:pPr>
+            <w:r>
+              <w:rPr>
+                <w:sz w:val="18"/>
+                <w:szCs w:val="18"/>
+              </w:rPr>
+              <w:t xml:space="preserve">Analytics</w:t>
+            </w:r>
+          </w:p>
+        </w:tc>
+        <w:tc>
+          <w:tcPr>
+            <w:tcW w:type="dxa" w:w="7200"/>
+            <w:tcBorders>
+              <w:top w:val="single" w:color="BFC7D1" w:sz="4"/>
+              <w:left w:val="single" w:color="BFC7D1" w:sz="4"/>
+              <w:bottom w:val="single" w:color="BFC7D1" w:sz="4"/>
+              <w:right w:val="single" w:color="BFC7D1" w:sz="4"/>
+            </w:tcBorders>
+            <w:tcMar>
+              <w:top w:type="dxa" w:w="60"/>
+              <w:left w:type="dxa" w:w="90"/>
+              <w:bottom w:type="dxa" w:w="60"/>
+              <w:right w:type="dxa" w:w="90"/>
+            </w:tcMar>
+          </w:tcPr>
+          <w:p>
+            <w:pPr>
+              <w:spacing w:after="0" w:line="252"/>
+            </w:pPr>
+            <w:r>
+              <w:rPr>
+                <w:sz w:val="18"/>
+                <w:szCs w:val="18"/>
+              </w:rPr>
+              <w:t xml:space="preserve">reads sales, passes, playback and churn and recommends what to do next</w:t>
+            </w:r>
+          </w:p>
+        </w:tc>
+      </w:tr>
+      <w:tr>
+        <w:trPr>
+          <w:cantSplit/>
+          <w:tblHeader w:val="false"/>
+        </w:trPr>
+        <w:tc>
+          <w:tcPr>
+            <w:tcW w:type="dxa" w:w="2160"/>
+            <w:tcBorders>
+              <w:top w:val="single" w:color="BFC7D1" w:sz="4"/>
+              <w:left w:val="single" w:color="BFC7D1" w:sz="4"/>
+              <w:bottom w:val="single" w:color="BFC7D1" w:sz="4"/>
+              <w:right w:val="single" w:color="BFC7D1" w:sz="4"/>
+            </w:tcBorders>
+            <w:tcMar>
+              <w:top w:type="dxa" w:w="60"/>
+              <w:left w:type="dxa" w:w="90"/>
+              <w:bottom w:type="dxa" w:w="60"/>
+              <w:right w:type="dxa" w:w="90"/>
+            </w:tcMar>
+          </w:tcPr>
+          <w:p>
+            <w:pPr>
+              <w:spacing w:after="0" w:line="252"/>
+            </w:pPr>
+            <w:r>
+              <w:rPr>
+                <w:sz w:val="18"/>
+                <w:szCs w:val="18"/>
+              </w:rPr>
               <w:t xml:space="preserve">Launch auditor</w:t>
             </w:r>
           </w:p>
@@ -1134,7 +1307,7 @@
         <w:spacing w:after="120" w:line="276"/>
       </w:pPr>
       <w:r>
-        <w:t xml:space="preserve">A twelfth wizard, the </w:t>
+        <w:t xml:space="preserve">A fourteenth wizard, the </w:t>
       </w:r>
       <w:r>
         <w:rPr>
@@ -2110,7 +2283,7 @@
         <w:t xml:space="preserve">Run</w:t>
       </w:r>
       <w:r>
-        <w:t xml:space="preserve"> button and an optional brief. Run the Catalogue after uploading new files, the Passes specialist to add a seasonal coupon, or the Launch auditor before every launch. A specialist that needs something it cannot read asks you, exactly like the Concierge.</w:t>
+        <w:t xml:space="preserve"> button and an optional brief. Run Media intake and then the Catalogue after uploading new files, the Passes specialist to add a seasonal coupon, or the Launch auditor before every launch. A specialist that needs something it cannot read asks you, exactly like the Concierge.</w:t>
       </w:r>
     </w:p>
     <w:p>
@@ -2190,7 +2363,400 @@
         <w:spacing w:after="120" w:before="360"/>
       </w:pPr>
       <w:r>
-        <w:t xml:space="preserve">7. What the wizards can and cannot do</w:t>
+        <w:t xml:space="preserve">7. Media intake and Analytics</w:t>
+      </w:r>
+    </w:p>
+    <w:p>
+      <w:pPr>
+        <w:spacing w:after="120" w:line="276"/>
+      </w:pPr>
+      <w:r>
+        <w:t xml:space="preserve">Two specialists work on a store that is already running rather than on its configuration.</w:t>
+      </w:r>
+    </w:p>
+    <w:p>
+      <w:pPr>
+        <w:pStyle w:val="Heading2"/>
+        <w:keepNext/>
+        <w:spacing w:after="120" w:before="240"/>
+      </w:pPr>
+      <w:r>
+        <w:t xml:space="preserve">Media intake</w:t>
+      </w:r>
+    </w:p>
+    <w:p>
+      <w:pPr>
+        <w:spacing w:after="120" w:line="276"/>
+      </w:pPr>
+      <w:r>
+        <w:t xml:space="preserve">Run </w:t>
+      </w:r>
+      <w:r>
+        <w:rPr>
+          <w:b/>
+          <w:bCs/>
+        </w:rPr>
+        <w:t xml:space="preserve">Media intake</w:t>
+      </w:r>
+      <w:r>
+        <w:t xml:space="preserve"> after uploading files. It reads the library and, for every file whose title is still the file name or whose caption or tags are empty, proposes a proper title, alt text for images, a caption written for a buyer and five to ten searchable tags. A proposal only changes the fields it names; anything it leaves out keeps its value.</w:t>
+      </w:r>
+    </w:p>
+    <w:p>
+      <w:pPr>
+        <w:spacing w:after="120" w:line="276"/>
+      </w:pPr>
+      <w:r>
+        <w:t xml:space="preserve">It then asks the intake questions in one go: who owns the rights, whether anything is licensed from someone else and on what terms, whether sales are limited to certain countries, and whether any content is for adults only.</w:t>
+      </w:r>
+    </w:p>
+    <w:p>
+      <w:pPr>
+        <w:keepNext/>
+        <w:pBdr>
+          <w:top w:val="single" w:color="BFC7D1" w:sz="4"/>
+          <w:left w:val="single" w:color="BFC7D1" w:sz="4"/>
+          <w:bottom w:val="single" w:color="BFC7D1" w:sz="4"/>
+          <w:right w:val="single" w:color="BFC7D1" w:sz="4"/>
+        </w:pBdr>
+        <w:spacing w:after="60" w:before="120"/>
+        <w:jc w:val="center"/>
+      </w:pPr>
+      <w:r>
+        <w:drawing>
+          <wp:inline distT="0" distB="0" distL="0" distR="0">
+            <wp:extent cx="5943600" cy="7600950"/>
+            <wp:effectExtent t="0" r="0" b="0" l="0"/>
+            <wp:docPr id="1" name="" descr="" title=""/>
+            <wp:cNvGraphicFramePr>
+              <a:graphicFrameLocks xmlns:a="http://schemas.openxmlformats.org/drawingml/2006/main" noChangeAspect="1"/>
+            </wp:cNvGraphicFramePr>
+            <a:graphic xmlns:a="http://schemas.openxmlformats.org/drawingml/2006/main">
+              <a:graphicData uri="http://schemas.openxmlformats.org/drawingml/2006/picture">
+                <pic:pic xmlns:pic="http://schemas.openxmlformats.org/drawingml/2006/picture">
+                  <pic:nvPicPr>
+                    <pic:cNvPr id="0" name="" descr=""/>
+                    <pic:cNvPicPr>
+                      <a:picLocks noChangeAspect="1" noChangeArrowheads="1"/>
+                    </pic:cNvPicPr>
+                  </pic:nvPicPr>
+                  <pic:blipFill>
+                    <a:blip r:embed="rId20" cstate="none"/>
+                    <a:srcRect/>
+                    <a:stretch>
+                      <a:fillRect/>
+                    </a:stretch>
+                  </pic:blipFill>
+                  <pic:spPr bwMode="auto">
+                    <a:xfrm>
+                      <a:off x="0" y="0"/>
+                      <a:ext cx="5943600" cy="7600950"/>
+                    </a:xfrm>
+                    <a:prstGeom prst="rect">
+                      <a:avLst/>
+                    </a:prstGeom>
+                  </pic:spPr>
+                </pic:pic>
+              </a:graphicData>
+            </a:graphic>
+          </wp:inline>
+        </w:drawing>
+      </w:r>
+    </w:p>
+    <w:p>
+      <w:pPr>
+        <w:spacing w:after="200"/>
+        <w:jc w:val="center"/>
+      </w:pPr>
+      <w:r>
+        <w:rPr>
+          <w:i/>
+          <w:iCs/>
+          <w:color w:val="5B6470"/>
+          <w:sz w:val="18"/>
+          <w:szCs w:val="18"/>
+        </w:rPr>
+        <w:t xml:space="preserve">Media intake asks about rights, licensing, countries and audience</w:t>
+      </w:r>
+    </w:p>
+    <w:p>
+      <w:pPr>
+        <w:spacing w:after="120" w:line="276"/>
+      </w:pPr>
+      <w:r>
+        <w:t xml:space="preserve">From the answers it proposes audience and subject categories and, for restricted content, a private page with the legal signup template, the minimum age and an agreement that names the rights owner and the licence. It never guesses rights: if you do not answer, it asks again rather than inventing them. It does not create products; run the </w:t>
+      </w:r>
+      <w:r>
+        <w:rPr>
+          <w:b/>
+          <w:bCs/>
+        </w:rPr>
+        <w:t xml:space="preserve">Catalogue</w:t>
+      </w:r>
+      <w:r>
+        <w:t xml:space="preserve"> specialist afterwards, which can then put the restricted product behind the new page.</w:t>
+      </w:r>
+    </w:p>
+    <w:p>
+      <w:pPr>
+        <w:keepNext/>
+        <w:pBdr>
+          <w:top w:val="single" w:color="BFC7D1" w:sz="4"/>
+          <w:left w:val="single" w:color="BFC7D1" w:sz="4"/>
+          <w:bottom w:val="single" w:color="BFC7D1" w:sz="4"/>
+          <w:right w:val="single" w:color="BFC7D1" w:sz="4"/>
+        </w:pBdr>
+        <w:spacing w:after="60" w:before="120"/>
+        <w:jc w:val="center"/>
+      </w:pPr>
+      <w:r>
+        <w:drawing>
+          <wp:inline distT="0" distB="0" distL="0" distR="0">
+            <wp:extent cx="5943600" cy="10401300"/>
+            <wp:effectExtent t="0" r="0" b="0" l="0"/>
+            <wp:docPr id="1" name="" descr="" title=""/>
+            <wp:cNvGraphicFramePr>
+              <a:graphicFrameLocks xmlns:a="http://schemas.openxmlformats.org/drawingml/2006/main" noChangeAspect="1"/>
+            </wp:cNvGraphicFramePr>
+            <a:graphic xmlns:a="http://schemas.openxmlformats.org/drawingml/2006/main">
+              <a:graphicData uri="http://schemas.openxmlformats.org/drawingml/2006/picture">
+                <pic:pic xmlns:pic="http://schemas.openxmlformats.org/drawingml/2006/picture">
+                  <pic:nvPicPr>
+                    <pic:cNvPr id="0" name="" descr=""/>
+                    <pic:cNvPicPr>
+                      <a:picLocks noChangeAspect="1" noChangeArrowheads="1"/>
+                    </pic:cNvPicPr>
+                  </pic:nvPicPr>
+                  <pic:blipFill>
+                    <a:blip r:embed="rId21" cstate="none"/>
+                    <a:srcRect/>
+                    <a:stretch>
+                      <a:fillRect/>
+                    </a:stretch>
+                  </pic:blipFill>
+                  <pic:spPr bwMode="auto">
+                    <a:xfrm>
+                      <a:off x="0" y="0"/>
+                      <a:ext cx="5943600" cy="10401300"/>
+                    </a:xfrm>
+                    <a:prstGeom prst="rect">
+                      <a:avLst/>
+                    </a:prstGeom>
+                  </pic:spPr>
+                </pic:pic>
+              </a:graphicData>
+            </a:graphic>
+          </wp:inline>
+        </w:drawing>
+      </w:r>
+    </w:p>
+    <w:p>
+      <w:pPr>
+        <w:spacing w:after="200"/>
+        <w:jc w:val="center"/>
+      </w:pPr>
+      <w:r>
+        <w:rPr>
+          <w:i/>
+          <w:iCs/>
+          <w:color w:val="5B6470"/>
+          <w:sz w:val="18"/>
+          <w:szCs w:val="18"/>
+        </w:rPr>
+        <w:t xml:space="preserve">The Media intake proposals: file details, categories and an age-gated page</w:t>
+      </w:r>
+    </w:p>
+    <w:p>
+      <w:pPr>
+        <w:keepNext/>
+        <w:pBdr>
+          <w:top w:val="single" w:color="BFC7D1" w:sz="4"/>
+          <w:left w:val="single" w:color="BFC7D1" w:sz="4"/>
+          <w:bottom w:val="single" w:color="BFC7D1" w:sz="4"/>
+          <w:right w:val="single" w:color="BFC7D1" w:sz="4"/>
+        </w:pBdr>
+        <w:spacing w:after="60" w:before="120"/>
+        <w:jc w:val="center"/>
+      </w:pPr>
+      <w:r>
+        <w:drawing>
+          <wp:inline distT="0" distB="0" distL="0" distR="0">
+            <wp:extent cx="5943600" cy="3933825"/>
+            <wp:effectExtent t="0" r="0" b="0" l="0"/>
+            <wp:docPr id="1" name="" descr="" title=""/>
+            <wp:cNvGraphicFramePr>
+              <a:graphicFrameLocks xmlns:a="http://schemas.openxmlformats.org/drawingml/2006/main" noChangeAspect="1"/>
+            </wp:cNvGraphicFramePr>
+            <a:graphic xmlns:a="http://schemas.openxmlformats.org/drawingml/2006/main">
+              <a:graphicData uri="http://schemas.openxmlformats.org/drawingml/2006/picture">
+                <pic:pic xmlns:pic="http://schemas.openxmlformats.org/drawingml/2006/picture">
+                  <pic:nvPicPr>
+                    <pic:cNvPr id="0" name="" descr=""/>
+                    <pic:cNvPicPr>
+                      <a:picLocks noChangeAspect="1" noChangeArrowheads="1"/>
+                    </pic:cNvPicPr>
+                  </pic:nvPicPr>
+                  <pic:blipFill>
+                    <a:blip r:embed="rId22" cstate="none"/>
+                    <a:srcRect/>
+                    <a:stretch>
+                      <a:fillRect/>
+                    </a:stretch>
+                  </pic:blipFill>
+                  <pic:spPr bwMode="auto">
+                    <a:xfrm>
+                      <a:off x="0" y="0"/>
+                      <a:ext cx="5943600" cy="3933825"/>
+                    </a:xfrm>
+                    <a:prstGeom prst="rect">
+                      <a:avLst/>
+                    </a:prstGeom>
+                  </pic:spPr>
+                </pic:pic>
+              </a:graphicData>
+            </a:graphic>
+          </wp:inline>
+        </w:drawing>
+      </w:r>
+    </w:p>
+    <w:p>
+      <w:pPr>
+        <w:spacing w:after="200"/>
+        <w:jc w:val="center"/>
+      </w:pPr>
+      <w:r>
+        <w:rPr>
+          <w:i/>
+          <w:iCs/>
+          <w:color w:val="5B6470"/>
+          <w:sz w:val="18"/>
+          <w:szCs w:val="18"/>
+        </w:rPr>
+        <w:t xml:space="preserve">After Apply everything: the library shows the new titles; captions and tags appear on each file's page and in search</w:t>
+      </w:r>
+    </w:p>
+    <w:p>
+      <w:pPr>
+        <w:pStyle w:val="Heading2"/>
+        <w:keepNext/>
+        <w:spacing w:after="120" w:before="240"/>
+      </w:pPr>
+      <w:r>
+        <w:t xml:space="preserve">Analytics</w:t>
+      </w:r>
+    </w:p>
+    <w:p>
+      <w:pPr>
+        <w:spacing w:after="120" w:line="276"/>
+      </w:pPr>
+      <w:r>
+        <w:t xml:space="preserve">Run </w:t>
+      </w:r>
+      <w:r>
+        <w:rPr>
+          <w:b/>
+          <w:bCs/>
+        </w:rPr>
+        <w:t xml:space="preserve">Analytics</w:t>
+      </w:r>
+      <w:r>
+        <w:t xml:space="preserve"> whenever you want a plain-language reading of the store. It reads a report the server builds from your own data: revenue and orders by month, the products that earn and the products that never sold, payment methods, coupon use, passes and subscriptions (active, expiring within a week, churned in the last thirty days, monthly recurring revenue), what customers play and how far they get, new accounts and repeat buyers, and files that have no product yet. Every figure it quotes comes from that report; it is told never to estimate, and to say so when a store has too few orders to show a trend.</w:t>
+      </w:r>
+    </w:p>
+    <w:p>
+      <w:pPr>
+        <w:spacing w:after="120" w:line="276"/>
+      </w:pPr>
+      <w:r>
+        <w:t xml:space="preserve">It recommends at most five actions and, where an action is a coupon or a site pass, proposes it so you can apply it in one click. It does not propose settings unless a setting is plainly the problem.</w:t>
+      </w:r>
+    </w:p>
+    <w:p>
+      <w:pPr>
+        <w:keepNext/>
+        <w:pBdr>
+          <w:top w:val="single" w:color="BFC7D1" w:sz="4"/>
+          <w:left w:val="single" w:color="BFC7D1" w:sz="4"/>
+          <w:bottom w:val="single" w:color="BFC7D1" w:sz="4"/>
+          <w:right w:val="single" w:color="BFC7D1" w:sz="4"/>
+        </w:pBdr>
+        <w:spacing w:after="60" w:before="120"/>
+        <w:jc w:val="center"/>
+      </w:pPr>
+      <w:r>
+        <w:drawing>
+          <wp:inline distT="0" distB="0" distL="0" distR="0">
+            <wp:extent cx="5943600" cy="5972175"/>
+            <wp:effectExtent t="0" r="0" b="0" l="0"/>
+            <wp:docPr id="1" name="" descr="" title=""/>
+            <wp:cNvGraphicFramePr>
+              <a:graphicFrameLocks xmlns:a="http://schemas.openxmlformats.org/drawingml/2006/main" noChangeAspect="1"/>
+            </wp:cNvGraphicFramePr>
+            <a:graphic xmlns:a="http://schemas.openxmlformats.org/drawingml/2006/main">
+              <a:graphicData uri="http://schemas.openxmlformats.org/drawingml/2006/picture">
+                <pic:pic xmlns:pic="http://schemas.openxmlformats.org/drawingml/2006/picture">
+                  <pic:nvPicPr>
+                    <pic:cNvPr id="0" name="" descr=""/>
+                    <pic:cNvPicPr>
+                      <a:picLocks noChangeAspect="1" noChangeArrowheads="1"/>
+                    </pic:cNvPicPr>
+                  </pic:nvPicPr>
+                  <pic:blipFill>
+                    <a:blip r:embed="rId23" cstate="none"/>
+                    <a:srcRect/>
+                    <a:stretch>
+                      <a:fillRect/>
+                    </a:stretch>
+                  </pic:blipFill>
+                  <pic:spPr bwMode="auto">
+                    <a:xfrm>
+                      <a:off x="0" y="0"/>
+                      <a:ext cx="5943600" cy="5972175"/>
+                    </a:xfrm>
+                    <a:prstGeom prst="rect">
+                      <a:avLst/>
+                    </a:prstGeom>
+                  </pic:spPr>
+                </pic:pic>
+              </a:graphicData>
+            </a:graphic>
+          </wp:inline>
+        </w:drawing>
+      </w:r>
+    </w:p>
+    <w:p>
+      <w:pPr>
+        <w:spacing w:after="200"/>
+        <w:jc w:val="center"/>
+      </w:pPr>
+      <w:r>
+        <w:rPr>
+          <w:i/>
+          <w:iCs/>
+          <w:color w:val="5B6470"/>
+          <w:sz w:val="18"/>
+          <w:szCs w:val="18"/>
+        </w:rPr>
+        <w:t xml:space="preserve">The Analytics review with its checklist and a proposed coupon</w:t>
+      </w:r>
+    </w:p>
+    <w:p>
+      <w:pPr>
+        <w:spacing w:after="120" w:line="276"/>
+      </w:pPr>
+      <w:r>
+        <w:t xml:space="preserve">Numbers are in the store currency; orders paid in another currency are converted at the rate recorded on the order. The same report is available to the Form assistant, so you can ask "which products have never sold?" from any admin page.</w:t>
+      </w:r>
+    </w:p>
+    <w:p>
+      <w:pPr>
+        <w:pStyle w:val="Heading1"/>
+        <w:keepNext/>
+        <w:pageBreakBefore/>
+        <w:spacing w:after="120" w:before="360"/>
+      </w:pPr>
+      <w:r>
+        <w:t xml:space="preserve">8. What the wizards can and cannot do</w:t>
       </w:r>
     </w:p>
     <w:p>
@@ -2213,7 +2779,7 @@
         <w:t xml:space="preserve">read</w:t>
       </w:r>
       <w:r>
-        <w:t xml:space="preserve">: settings (secrets masked), the media library, products and categories, site templates, health, the connected site, and the built-in guides for each area.</w:t>
+        <w:t xml:space="preserve">: settings (secrets masked), the media library, products and categories, site templates, health, the connected site, the analytics report, and the built-in guides for each area.</w:t>
       </w:r>
     </w:p>
     <w:p>
@@ -2236,7 +2802,7 @@
         <w:t xml:space="preserve">propose</w:t>
       </w:r>
       <w:r>
-        <w:t xml:space="preserve">: settings, products, categories, private pages with agreements, coupons, tax rates, site templates.</w:t>
+        <w:t xml:space="preserve">: settings, products, categories, private pages with agreements, coupons, tax rates, site templates, and the details of a media file (title, alt text, caption, tags).</w:t>
       </w:r>
     </w:p>
     <w:p>
@@ -2283,7 +2849,7 @@
         <w:spacing w:after="120" w:before="360"/>
       </w:pPr>
       <w:r>
-        <w:t xml:space="preserve">8. Troubleshooting</w:t>
+        <w:t xml:space="preserve">9. Troubleshooting</w:t>
       </w:r>
     </w:p>
     <w:tbl>
@@ -2980,7 +3546,7 @@
         <w:spacing w:after="120" w:before="360"/>
       </w:pPr>
       <w:r>
-        <w:t xml:space="preserve">9. For developers</w:t>
+        <w:t xml:space="preserve">10. For developers</w:t>
       </w:r>
     </w:p>
     <w:p>
